--- a/src/main/resources/com/example/museumcatalog/templates/donation_contract.docx
+++ b/src/main/resources/com/example/museumcatalog/templates/donation_contract.docx
@@ -61,12 +61,14 @@
     <w:p>
       <w:pPr>
         <w:pStyle w:val="a3"/>
-        <w:rPr>
-          <w:rFonts w:ascii="Times New Roman" w:hAnsi="Times New Roman" w:cs="Times New Roman"/>
-          <w:sz w:val="28"/>
-          <w:szCs w:val="28"/>
-        </w:rPr>
-      </w:pPr>
+        <w:jc w:val="center"/>
+        <w:rPr>
+          <w:rFonts w:ascii="Times New Roman" w:hAnsi="Times New Roman" w:cs="Times New Roman"/>
+          <w:sz w:val="28"/>
+          <w:szCs w:val="28"/>
+        </w:rPr>
+      </w:pPr>
+      <w:bookmarkStart w:id="0" w:name="_GoBack"/>
       <w:proofErr w:type="spellStart"/>
       <w:r>
         <w:rPr>
@@ -168,6 +170,7 @@
         <w:t>}</w:t>
       </w:r>
     </w:p>
+    <w:bookmarkEnd w:id="0"/>
     <w:p>
       <w:pPr>
         <w:pStyle w:val="a3"/>
@@ -291,7 +294,7 @@
           <w:szCs w:val="28"/>
           <w:u w:val="single"/>
         </w:rPr>
-        <w:t>owner</w:t>
+        <w:t>ownerFio</w:t>
       </w:r>
       <w:proofErr w:type="spellEnd"/>
       <w:r>
@@ -302,15 +305,6 @@
           <w:u w:val="single"/>
         </w:rPr>
         <w:t>}</w:t>
-      </w:r>
-      <w:r>
-        <w:rPr>
-          <w:rFonts w:ascii="Times New Roman" w:eastAsia="Calibri" w:hAnsi="Times New Roman" w:cs="Times New Roman"/>
-          <w:sz w:val="28"/>
-          <w:szCs w:val="28"/>
-          <w:u w:val="single"/>
-        </w:rPr>
-        <w:tab/>
       </w:r>
     </w:p>
     <w:p>
@@ -335,20 +329,40 @@
     <w:p>
       <w:pPr>
         <w:pStyle w:val="a3"/>
-        <w:jc w:val="both"/>
-        <w:rPr>
-          <w:rFonts w:ascii="Times New Roman" w:hAnsi="Times New Roman" w:cs="Times New Roman"/>
-          <w:sz w:val="28"/>
-          <w:szCs w:val="28"/>
-        </w:rPr>
-      </w:pPr>
-      <w:r>
-        <w:rPr>
-          <w:rFonts w:ascii="Times New Roman" w:hAnsi="Times New Roman" w:cs="Times New Roman"/>
-          <w:sz w:val="28"/>
-          <w:szCs w:val="28"/>
-        </w:rPr>
-        <w:t>__________________________________________________________________</w:t>
+        <w:rPr>
+          <w:rFonts w:ascii="Times New Roman" w:hAnsi="Times New Roman" w:cs="Times New Roman"/>
+          <w:sz w:val="28"/>
+          <w:szCs w:val="28"/>
+        </w:rPr>
+      </w:pPr>
+      <w:r>
+        <w:rPr>
+          <w:rFonts w:ascii="Times New Roman" w:hAnsi="Times New Roman" w:cs="Times New Roman"/>
+          <w:sz w:val="28"/>
+          <w:szCs w:val="28"/>
+          <w:u w:val="single"/>
+        </w:rPr>
+        <w:t>${</w:t>
+      </w:r>
+      <w:proofErr w:type="spellStart"/>
+      <w:r>
+        <w:rPr>
+          <w:rFonts w:ascii="Times New Roman" w:hAnsi="Times New Roman" w:cs="Times New Roman"/>
+          <w:sz w:val="28"/>
+          <w:szCs w:val="28"/>
+          <w:u w:val="single"/>
+        </w:rPr>
+        <w:t>ownerPassport</w:t>
+      </w:r>
+      <w:proofErr w:type="spellEnd"/>
+      <w:r>
+        <w:rPr>
+          <w:rFonts w:ascii="Times New Roman" w:hAnsi="Times New Roman" w:cs="Times New Roman"/>
+          <w:sz w:val="28"/>
+          <w:szCs w:val="28"/>
+          <w:u w:val="single"/>
+        </w:rPr>
+        <w:t>}</w:t>
       </w:r>
     </w:p>
     <w:p>
@@ -511,8 +525,9 @@
           <w:szCs w:val="28"/>
           <w:u w:val="single"/>
         </w:rPr>
-        <w:t>${employees}</w:t>
-      </w:r>
+        <w:t>${</w:t>
+      </w:r>
+      <w:proofErr w:type="spellStart"/>
       <w:r>
         <w:rPr>
           <w:rFonts w:ascii="Times New Roman" w:eastAsia="Times New Roman" w:hAnsi="Times New Roman" w:cs="Times New Roman"/>
@@ -520,7 +535,17 @@
           <w:szCs w:val="28"/>
           <w:u w:val="single"/>
         </w:rPr>
-        <w:tab/>
+        <w:t>museumHead</w:t>
+      </w:r>
+      <w:proofErr w:type="spellEnd"/>
+      <w:r>
+        <w:rPr>
+          <w:rFonts w:ascii="Times New Roman" w:eastAsia="Times New Roman" w:hAnsi="Times New Roman" w:cs="Times New Roman"/>
+          <w:sz w:val="28"/>
+          <w:szCs w:val="28"/>
+          <w:u w:val="single"/>
+        </w:rPr>
+        <w:t>}</w:t>
       </w:r>
     </w:p>
     <w:p>
@@ -620,7 +645,25 @@
           <w:sz w:val="28"/>
           <w:szCs w:val="28"/>
         </w:rPr>
-        <w:t>${exhibitsCount}</w:t>
+        <w:t>${</w:t>
+      </w:r>
+      <w:proofErr w:type="spellStart"/>
+      <w:r>
+        <w:rPr>
+          <w:rFonts w:ascii="Times New Roman" w:eastAsia="Calibri" w:hAnsi="Times New Roman" w:cs="Times New Roman"/>
+          <w:sz w:val="28"/>
+          <w:szCs w:val="28"/>
+        </w:rPr>
+        <w:t>exhibitsCount</w:t>
+      </w:r>
+      <w:proofErr w:type="spellEnd"/>
+      <w:r>
+        <w:rPr>
+          <w:rFonts w:ascii="Times New Roman" w:eastAsia="Calibri" w:hAnsi="Times New Roman" w:cs="Times New Roman"/>
+          <w:sz w:val="28"/>
+          <w:szCs w:val="28"/>
+        </w:rPr>
+        <w:t>}</w:t>
       </w:r>
       <w:r>
         <w:rPr>
@@ -652,51 +695,107 @@
     <w:p>
       <w:pPr>
         <w:pStyle w:val="a3"/>
+        <w:rPr>
+          <w:rFonts w:ascii="Times New Roman" w:hAnsi="Times New Roman" w:cs="Times New Roman"/>
+          <w:sz w:val="28"/>
+          <w:szCs w:val="28"/>
+        </w:rPr>
+      </w:pPr>
+      <w:r>
+        <w:rPr>
+          <w:rFonts w:ascii="Times New Roman" w:hAnsi="Times New Roman" w:cs="Times New Roman"/>
+          <w:sz w:val="28"/>
+          <w:szCs w:val="28"/>
+          <w:u w:val="single"/>
+        </w:rPr>
+        <w:t>${</w:t>
+      </w:r>
+      <w:proofErr w:type="spellStart"/>
+      <w:r>
+        <w:rPr>
+          <w:rFonts w:ascii="Times New Roman" w:hAnsi="Times New Roman" w:cs="Times New Roman"/>
+          <w:sz w:val="28"/>
+          <w:szCs w:val="28"/>
+          <w:u w:val="single"/>
+        </w:rPr>
+        <w:t>exhibitList</w:t>
+      </w:r>
+      <w:proofErr w:type="spellEnd"/>
+      <w:r>
+        <w:rPr>
+          <w:rFonts w:ascii="Times New Roman" w:hAnsi="Times New Roman" w:cs="Times New Roman"/>
+          <w:sz w:val="28"/>
+          <w:szCs w:val="28"/>
+          <w:u w:val="single"/>
+        </w:rPr>
+        <w:t>}</w:t>
+      </w:r>
+    </w:p>
+    <w:p>
+      <w:pPr>
+        <w:pStyle w:val="a3"/>
         <w:jc w:val="both"/>
         <w:rPr>
           <w:rFonts w:ascii="Times New Roman" w:hAnsi="Times New Roman" w:cs="Times New Roman"/>
           <w:sz w:val="28"/>
           <w:szCs w:val="28"/>
-          <w:u w:val="single"/>
-        </w:rPr>
-      </w:pPr>
-      <w:r>
-        <w:rPr>
-          <w:rFonts w:ascii="Times New Roman" w:eastAsia="Times New Roman" w:hAnsi="Times New Roman" w:cs="Times New Roman"/>
-          <w:sz w:val="28"/>
-          <w:szCs w:val="28"/>
-          <w:u w:val="single"/>
-        </w:rPr>
-        <w:t>${</w:t>
-      </w:r>
-      <w:r>
-        <w:rPr>
-          <w:rFonts w:ascii="Times New Roman" w:hAnsi="Times New Roman" w:cs="Times New Roman"/>
-          <w:sz w:val="28"/>
-          <w:szCs w:val="28"/>
-          <w:u w:val="single"/>
-        </w:rPr>
-        <w:t>exhibitsList</w:t>
-      </w:r>
-      <w:r>
-        <w:rPr>
-          <w:rFonts w:ascii="Times New Roman" w:eastAsia="Times New Roman" w:hAnsi="Times New Roman" w:cs="Times New Roman"/>
-          <w:sz w:val="28"/>
-          <w:szCs w:val="28"/>
-          <w:u w:val="single"/>
-        </w:rPr>
-        <w:t>}</w:t>
-      </w:r>
-      <w:bookmarkStart w:id="0" w:name="_GoBack"/>
-      <w:bookmarkEnd w:id="0"/>
-      <w:r>
-        <w:rPr>
-          <w:rFonts w:ascii="Times New Roman" w:eastAsia="Times New Roman" w:hAnsi="Times New Roman" w:cs="Times New Roman"/>
-          <w:sz w:val="28"/>
-          <w:szCs w:val="28"/>
-          <w:u w:val="single"/>
-        </w:rPr>
-        <w:tab/>
+        </w:rPr>
+      </w:pPr>
+      <w:r>
+        <w:rPr>
+          <w:rFonts w:ascii="Times New Roman" w:hAnsi="Times New Roman" w:cs="Times New Roman"/>
+          <w:sz w:val="28"/>
+          <w:szCs w:val="28"/>
+        </w:rPr>
+        <w:t>2. Передача культурных ценностей производится по Акту приема</w:t>
+      </w:r>
+      <w:r>
+        <w:rPr>
+          <w:rFonts w:ascii="Times New Roman" w:hAnsi="Times New Roman" w:cs="Times New Roman"/>
+          <w:sz w:val="28"/>
+          <w:szCs w:val="28"/>
+        </w:rPr>
+        <w:t xml:space="preserve"> в постоянное пользование </w:t>
+      </w:r>
+      <w:r>
+        <w:rPr>
+          <w:rFonts w:ascii="Times New Roman" w:hAnsi="Times New Roman" w:cs="Times New Roman"/>
+          <w:sz w:val="28"/>
+          <w:szCs w:val="28"/>
+        </w:rPr>
+        <w:t xml:space="preserve">№ ____ от </w:t>
+      </w:r>
+      <w:r>
+        <w:rPr>
+          <w:rFonts w:ascii="Times New Roman" w:hAnsi="Times New Roman" w:cs="Times New Roman"/>
+          <w:sz w:val="28"/>
+          <w:szCs w:val="28"/>
+        </w:rPr>
+        <w:t>«___» __________ 20 ___</w:t>
+      </w:r>
+      <w:r>
+        <w:rPr>
+          <w:rFonts w:ascii="Times New Roman" w:hAnsi="Times New Roman" w:cs="Times New Roman"/>
+          <w:sz w:val="28"/>
+          <w:szCs w:val="28"/>
+        </w:rPr>
+        <w:t xml:space="preserve"> г.</w:t>
+      </w:r>
+      <w:r>
+        <w:rPr>
+          <w:rFonts w:ascii="Times New Roman" w:hAnsi="Times New Roman" w:cs="Times New Roman"/>
+          <w:sz w:val="28"/>
+          <w:szCs w:val="28"/>
+        </w:rPr>
+        <w:t>, который подписывается</w:t>
+      </w:r>
+      <w:r>
+        <w:rPr>
+          <w:rFonts w:ascii="Times New Roman" w:hAnsi="Times New Roman" w:cs="Times New Roman"/>
+          <w:sz w:val="28"/>
+          <w:szCs w:val="28"/>
+        </w:rPr>
+        <w:t xml:space="preserve"> уполномоченными сторон и является неотъемлемой частью настоящего договора.</w:t>
       </w:r>
     </w:p>
     <w:p>
@@ -726,47 +825,7 @@
           <w:sz w:val="28"/>
           <w:szCs w:val="28"/>
         </w:rPr>
-        <w:t>2. Передача культурных ценностей производится по Акту приема</w:t>
-      </w:r>
-      <w:r>
-        <w:rPr>
-          <w:rFonts w:ascii="Times New Roman" w:hAnsi="Times New Roman" w:cs="Times New Roman"/>
-          <w:sz w:val="28"/>
-          <w:szCs w:val="28"/>
-        </w:rPr>
-        <w:t xml:space="preserve"> в постоянное пользование  № ____ от </w:t>
-      </w:r>
-      <w:r>
-        <w:rPr>
-          <w:rFonts w:ascii="Times New Roman" w:hAnsi="Times New Roman" w:cs="Times New Roman"/>
-          <w:sz w:val="28"/>
-          <w:szCs w:val="28"/>
-        </w:rPr>
-        <w:t>«___» __________ 20 ___</w:t>
-      </w:r>
-      <w:r>
-        <w:rPr>
-          <w:rFonts w:ascii="Times New Roman" w:hAnsi="Times New Roman" w:cs="Times New Roman"/>
-          <w:sz w:val="28"/>
-          <w:szCs w:val="28"/>
-        </w:rPr>
-        <w:t xml:space="preserve"> г.</w:t>
-      </w:r>
-      <w:r>
-        <w:rPr>
-          <w:rFonts w:ascii="Times New Roman" w:hAnsi="Times New Roman" w:cs="Times New Roman"/>
-          <w:sz w:val="28"/>
-          <w:szCs w:val="28"/>
-        </w:rPr>
-        <w:t>, который подписывается</w:t>
-      </w:r>
-      <w:r>
-        <w:rPr>
-          <w:rFonts w:ascii="Times New Roman" w:hAnsi="Times New Roman" w:cs="Times New Roman"/>
-          <w:sz w:val="28"/>
-          <w:szCs w:val="28"/>
-        </w:rPr>
-        <w:t xml:space="preserve"> уполномоченными сторон и является неотъемлемой частью настоящего договора.</w:t>
+        <w:t>3. С момента подписания Акта приема в постоянное пользование культурные ценности переходят в Музейный фонд РФ и одновременно поступают в пользование «Музея».</w:t>
       </w:r>
     </w:p>
     <w:p>
@@ -779,6 +838,14 @@
           <w:szCs w:val="28"/>
         </w:rPr>
       </w:pPr>
+      <w:r>
+        <w:rPr>
+          <w:rFonts w:ascii="Times New Roman" w:hAnsi="Times New Roman" w:cs="Times New Roman"/>
+          <w:sz w:val="28"/>
+          <w:szCs w:val="28"/>
+        </w:rPr>
+        <w:t>4. «Жертвователь» подтверждает, что передаваемые культурные ценности являются его собственностью и передача «Музею» не влечет нарушений прав и охраняемых законом интересов других лиц. «Жертвователь» несет ответственность за достоверность информации относительно его авторских прав и прав на собственность пожертвованных «Музею» культурных ценностей.</w:t>
+      </w:r>
     </w:p>
     <w:p>
       <w:pPr>
@@ -790,14 +857,6 @@
           <w:szCs w:val="28"/>
         </w:rPr>
       </w:pPr>
-      <w:r>
-        <w:rPr>
-          <w:rFonts w:ascii="Times New Roman" w:hAnsi="Times New Roman" w:cs="Times New Roman"/>
-          <w:sz w:val="28"/>
-          <w:szCs w:val="28"/>
-        </w:rPr>
-        <w:t>3. С момента подписания Акта приема в постоянное пользование культурные ценности переходят в Музейный фонд РФ и одновременно поступают в пользование «Музея».</w:t>
-      </w:r>
     </w:p>
     <w:p>
       <w:pPr>
@@ -815,7 +874,24 @@
           <w:sz w:val="28"/>
           <w:szCs w:val="28"/>
         </w:rPr>
-        <w:t>4. «Жертвователь» подтверждает, что передаваемые культурные ценности являются его собственностью и передача «Музею» не влечет нарушений прав и охраняемых законом интересов других лиц. «Жертвователь» несет ответственность за достоверность информации относительно его авторских прав и прав на собственность пожертвованных «Музею» культурных ценностей.</w:t>
+        <w:t>5.</w:t>
+      </w:r>
+      <w:r>
+        <w:rPr>
+          <w:rFonts w:ascii="Times New Roman" w:hAnsi="Times New Roman" w:cs="Times New Roman"/>
+          <w:sz w:val="28"/>
+          <w:szCs w:val="28"/>
+        </w:rPr>
+        <w:t xml:space="preserve"> Стороны удостоверяют, что пожертвование передается добровольно, безвозмездно и без каких-либо условий: «Жертвователь» передает «Музею» </w:t>
+      </w:r>
+      <w:r>
+        <w:rPr>
+          <w:rFonts w:ascii="Times New Roman" w:hAnsi="Times New Roman" w:cs="Times New Roman"/>
+          <w:sz w:val="28"/>
+          <w:szCs w:val="28"/>
+        </w:rPr>
+        <w:lastRenderedPageBreak/>
+        <w:t>все имущественные (авторские) права на использование культурных ценностей в соответствии с основными целями и задачами «Музея».</w:t>
       </w:r>
     </w:p>
     <w:p>
@@ -845,16 +921,23 @@
           <w:sz w:val="28"/>
           <w:szCs w:val="28"/>
         </w:rPr>
-        <w:lastRenderedPageBreak/>
-        <w:t>5.</w:t>
-      </w:r>
-      <w:r>
-        <w:rPr>
-          <w:rFonts w:ascii="Times New Roman" w:hAnsi="Times New Roman" w:cs="Times New Roman"/>
-          <w:sz w:val="28"/>
-          <w:szCs w:val="28"/>
-        </w:rPr>
-        <w:t xml:space="preserve"> Стороны удостоверяют, что пожертвование передается добровольно, безвозмездно и без каких-либо условий: «Жертвователь» передает «Музею» все имущественные (авторские) права на использование культурных ценностей в соответствии с основными целями и задачами «Музея».</w:t>
+        <w:t>6. С</w:t>
+      </w:r>
+      <w:r>
+        <w:rPr>
+          <w:rFonts w:ascii="Times New Roman" w:hAnsi="Times New Roman" w:cs="Times New Roman"/>
+          <w:sz w:val="28"/>
+          <w:szCs w:val="28"/>
+        </w:rPr>
+        <w:t>поры и разногласи</w:t>
+      </w:r>
+      <w:r>
+        <w:rPr>
+          <w:rFonts w:ascii="Times New Roman" w:hAnsi="Times New Roman" w:cs="Times New Roman"/>
+          <w:sz w:val="28"/>
+          <w:szCs w:val="28"/>
+        </w:rPr>
+        <w:t>я, которые могут возникнуть при исполнении настоящего договора, разрешаются в соответствии с действующим законодательством РФ.</w:t>
       </w:r>
     </w:p>
     <w:p>
@@ -884,23 +967,7 @@
           <w:sz w:val="28"/>
           <w:szCs w:val="28"/>
         </w:rPr>
-        <w:t>6. С</w:t>
-      </w:r>
-      <w:r>
-        <w:rPr>
-          <w:rFonts w:ascii="Times New Roman" w:hAnsi="Times New Roman" w:cs="Times New Roman"/>
-          <w:sz w:val="28"/>
-          <w:szCs w:val="28"/>
-        </w:rPr>
-        <w:t>поры и разногласи</w:t>
-      </w:r>
-      <w:r>
-        <w:rPr>
-          <w:rFonts w:ascii="Times New Roman" w:hAnsi="Times New Roman" w:cs="Times New Roman"/>
-          <w:sz w:val="28"/>
-          <w:szCs w:val="28"/>
-        </w:rPr>
-        <w:t>я, которые могут возникнуть при исполнении настоящего договора, разрешаются в соответствии с действующим законодательством РФ.</w:t>
+        <w:t>7. Настоящий договор составлен в двух экземплярах для каждой из сторон.</w:t>
       </w:r>
     </w:p>
     <w:p>
@@ -930,7 +997,7 @@
           <w:sz w:val="28"/>
           <w:szCs w:val="28"/>
         </w:rPr>
-        <w:t>7. Настоящий договор составлен в двух экземплярах для каждой из сторон.</w:t>
+        <w:t>8. Адреса и данные сторон:</w:t>
       </w:r>
     </w:p>
     <w:p>
@@ -943,36 +1010,6 @@
           <w:szCs w:val="28"/>
         </w:rPr>
       </w:pPr>
-    </w:p>
-    <w:p>
-      <w:pPr>
-        <w:pStyle w:val="a3"/>
-        <w:jc w:val="both"/>
-        <w:rPr>
-          <w:rFonts w:ascii="Times New Roman" w:hAnsi="Times New Roman" w:cs="Times New Roman"/>
-          <w:sz w:val="28"/>
-          <w:szCs w:val="28"/>
-        </w:rPr>
-      </w:pPr>
-      <w:r>
-        <w:rPr>
-          <w:rFonts w:ascii="Times New Roman" w:hAnsi="Times New Roman" w:cs="Times New Roman"/>
-          <w:sz w:val="28"/>
-          <w:szCs w:val="28"/>
-        </w:rPr>
-        <w:t>8. Адреса и данные сторон:</w:t>
-      </w:r>
-    </w:p>
-    <w:p>
-      <w:pPr>
-        <w:pStyle w:val="a3"/>
-        <w:jc w:val="both"/>
-        <w:rPr>
-          <w:rFonts w:ascii="Times New Roman" w:hAnsi="Times New Roman" w:cs="Times New Roman"/>
-          <w:sz w:val="28"/>
-          <w:szCs w:val="28"/>
-        </w:rPr>
-      </w:pPr>
       <w:r>
         <w:rPr>
           <w:rFonts w:ascii="Times New Roman" w:hAnsi="Times New Roman" w:cs="Times New Roman"/>
@@ -980,340 +1017,6 @@
           <w:szCs w:val="28"/>
         </w:rPr>
         <w:t>Юридические адреса сторон:</w:t>
-      </w:r>
-    </w:p>
-    <w:p>
-      <w:pPr>
-        <w:pStyle w:val="a3"/>
-        <w:rPr>
-          <w:rFonts w:ascii="Times New Roman" w:hAnsi="Times New Roman" w:cs="Times New Roman"/>
-          <w:sz w:val="28"/>
-          <w:szCs w:val="28"/>
-        </w:rPr>
-      </w:pPr>
-    </w:p>
-    <w:p>
-      <w:pPr>
-        <w:pStyle w:val="a3"/>
-        <w:rPr>
-          <w:rFonts w:ascii="Times New Roman" w:hAnsi="Times New Roman" w:cs="Times New Roman"/>
-          <w:sz w:val="28"/>
-          <w:szCs w:val="28"/>
-        </w:rPr>
-      </w:pPr>
-      <w:r>
-        <w:rPr>
-          <w:rFonts w:ascii="Times New Roman" w:hAnsi="Times New Roman" w:cs="Times New Roman"/>
-          <w:sz w:val="28"/>
-          <w:szCs w:val="28"/>
-        </w:rPr>
-        <w:t>Жертвователь:                                                                      Музей:</w:t>
-      </w:r>
-    </w:p>
-    <w:p>
-      <w:pPr>
-        <w:pStyle w:val="a3"/>
-        <w:rPr>
-          <w:rFonts w:ascii="Times New Roman" w:hAnsi="Times New Roman" w:cs="Times New Roman"/>
-          <w:sz w:val="26"/>
-          <w:szCs w:val="26"/>
-        </w:rPr>
-      </w:pPr>
-      <w:r>
-        <w:rPr>
-          <w:rFonts w:ascii="Times New Roman" w:hAnsi="Times New Roman" w:cs="Times New Roman"/>
-          <w:sz w:val="26"/>
-          <w:szCs w:val="26"/>
-        </w:rPr>
-        <w:t>______</w:t>
-      </w:r>
-      <w:r>
-        <w:rPr>
-          <w:rFonts w:ascii="Times New Roman" w:hAnsi="Times New Roman" w:cs="Times New Roman"/>
-          <w:sz w:val="26"/>
-          <w:szCs w:val="26"/>
-        </w:rPr>
-        <w:t xml:space="preserve">__________________________     </w:t>
-      </w:r>
-      <w:r>
-        <w:rPr>
-          <w:rFonts w:ascii="Times New Roman" w:hAnsi="Times New Roman" w:cs="Times New Roman"/>
-          <w:sz w:val="26"/>
-          <w:szCs w:val="26"/>
-        </w:rPr>
-        <w:t xml:space="preserve">           </w:t>
-      </w:r>
-      <w:r>
-        <w:rPr>
-          <w:rFonts w:ascii="Times New Roman" w:hAnsi="Times New Roman" w:cs="Times New Roman"/>
-          <w:sz w:val="26"/>
-          <w:szCs w:val="26"/>
-        </w:rPr>
-        <w:t xml:space="preserve">    606340, Нижегородская обл., </w:t>
-      </w:r>
-    </w:p>
-    <w:p>
-      <w:pPr>
-        <w:pStyle w:val="a3"/>
-        <w:rPr>
-          <w:rFonts w:ascii="Times New Roman" w:hAnsi="Times New Roman" w:cs="Times New Roman"/>
-          <w:sz w:val="26"/>
-          <w:szCs w:val="26"/>
-        </w:rPr>
-      </w:pPr>
-      <w:r>
-        <w:rPr>
-          <w:rFonts w:ascii="Times New Roman" w:hAnsi="Times New Roman" w:cs="Times New Roman"/>
-          <w:sz w:val="26"/>
-          <w:szCs w:val="26"/>
-        </w:rPr>
-        <w:t xml:space="preserve">________________________________     </w:t>
-      </w:r>
-      <w:r>
-        <w:rPr>
-          <w:rFonts w:ascii="Times New Roman" w:hAnsi="Times New Roman" w:cs="Times New Roman"/>
-          <w:sz w:val="26"/>
-          <w:szCs w:val="26"/>
-        </w:rPr>
-        <w:t xml:space="preserve">           </w:t>
-      </w:r>
-      <w:proofErr w:type="spellStart"/>
-      <w:r>
-        <w:rPr>
-          <w:rFonts w:ascii="Times New Roman" w:hAnsi="Times New Roman" w:cs="Times New Roman"/>
-          <w:sz w:val="26"/>
-          <w:szCs w:val="26"/>
-        </w:rPr>
-        <w:t>Княгининский</w:t>
-      </w:r>
-      <w:proofErr w:type="spellEnd"/>
-      <w:r>
-        <w:rPr>
-          <w:rFonts w:ascii="Times New Roman" w:hAnsi="Times New Roman" w:cs="Times New Roman"/>
-          <w:sz w:val="26"/>
-          <w:szCs w:val="26"/>
-        </w:rPr>
-        <w:t xml:space="preserve"> </w:t>
-      </w:r>
-      <w:proofErr w:type="spellStart"/>
-      <w:r>
-        <w:rPr>
-          <w:rFonts w:ascii="Times New Roman" w:hAnsi="Times New Roman" w:cs="Times New Roman"/>
-          <w:sz w:val="26"/>
-          <w:szCs w:val="26"/>
-        </w:rPr>
-        <w:t>м.о</w:t>
-      </w:r>
-      <w:proofErr w:type="spellEnd"/>
-      <w:r>
-        <w:rPr>
-          <w:rFonts w:ascii="Times New Roman" w:hAnsi="Times New Roman" w:cs="Times New Roman"/>
-          <w:sz w:val="26"/>
-          <w:szCs w:val="26"/>
-        </w:rPr>
-        <w:t xml:space="preserve">., </w:t>
-      </w:r>
-      <w:proofErr w:type="spellStart"/>
-      <w:r>
-        <w:rPr>
-          <w:rFonts w:ascii="Times New Roman" w:hAnsi="Times New Roman" w:cs="Times New Roman"/>
-          <w:sz w:val="26"/>
-          <w:szCs w:val="26"/>
-        </w:rPr>
-        <w:t>г.Княгинино</w:t>
-      </w:r>
-      <w:proofErr w:type="spellEnd"/>
-      <w:r>
-        <w:rPr>
-          <w:rFonts w:ascii="Times New Roman" w:hAnsi="Times New Roman" w:cs="Times New Roman"/>
-          <w:sz w:val="26"/>
-          <w:szCs w:val="26"/>
-        </w:rPr>
-        <w:t>,</w:t>
-      </w:r>
-    </w:p>
-    <w:p>
-      <w:pPr>
-        <w:pStyle w:val="a3"/>
-        <w:rPr>
-          <w:rFonts w:ascii="Times New Roman" w:hAnsi="Times New Roman" w:cs="Times New Roman"/>
-          <w:sz w:val="26"/>
-          <w:szCs w:val="26"/>
-        </w:rPr>
-      </w:pPr>
-      <w:r>
-        <w:rPr>
-          <w:rFonts w:ascii="Times New Roman" w:hAnsi="Times New Roman" w:cs="Times New Roman"/>
-          <w:sz w:val="26"/>
-          <w:szCs w:val="26"/>
-        </w:rPr>
-        <w:t>______</w:t>
-      </w:r>
-      <w:r>
-        <w:rPr>
-          <w:rFonts w:ascii="Times New Roman" w:hAnsi="Times New Roman" w:cs="Times New Roman"/>
-          <w:sz w:val="26"/>
-          <w:szCs w:val="26"/>
-        </w:rPr>
-        <w:t xml:space="preserve">__________________________    </w:t>
-      </w:r>
-      <w:r>
-        <w:rPr>
-          <w:rFonts w:ascii="Times New Roman" w:hAnsi="Times New Roman" w:cs="Times New Roman"/>
-          <w:sz w:val="26"/>
-          <w:szCs w:val="26"/>
-        </w:rPr>
-        <w:t xml:space="preserve">                </w:t>
-      </w:r>
-      <w:proofErr w:type="spellStart"/>
-      <w:proofErr w:type="gramStart"/>
-      <w:r>
-        <w:rPr>
-          <w:rFonts w:ascii="Times New Roman" w:hAnsi="Times New Roman" w:cs="Times New Roman"/>
-          <w:sz w:val="26"/>
-          <w:szCs w:val="26"/>
-        </w:rPr>
-        <w:t>пер.Советский</w:t>
-      </w:r>
-      <w:proofErr w:type="spellEnd"/>
-      <w:proofErr w:type="gramEnd"/>
-      <w:r>
-        <w:rPr>
-          <w:rFonts w:ascii="Times New Roman" w:hAnsi="Times New Roman" w:cs="Times New Roman"/>
-          <w:sz w:val="26"/>
-          <w:szCs w:val="26"/>
-        </w:rPr>
-        <w:t>, д.2, МБУК</w:t>
-      </w:r>
-    </w:p>
-    <w:p>
-      <w:pPr>
-        <w:pStyle w:val="a3"/>
-        <w:rPr>
-          <w:rFonts w:ascii="Times New Roman" w:hAnsi="Times New Roman" w:cs="Times New Roman"/>
-          <w:sz w:val="26"/>
-          <w:szCs w:val="26"/>
-        </w:rPr>
-      </w:pPr>
-      <w:r>
-        <w:rPr>
-          <w:rFonts w:ascii="Times New Roman" w:hAnsi="Times New Roman" w:cs="Times New Roman"/>
-          <w:sz w:val="26"/>
-          <w:szCs w:val="26"/>
-        </w:rPr>
-        <w:t xml:space="preserve">________________________________    </w:t>
-      </w:r>
-      <w:r>
-        <w:rPr>
-          <w:rFonts w:ascii="Times New Roman" w:hAnsi="Times New Roman" w:cs="Times New Roman"/>
-          <w:sz w:val="26"/>
-          <w:szCs w:val="26"/>
-        </w:rPr>
-        <w:t xml:space="preserve">       </w:t>
-      </w:r>
-      <w:r>
-        <w:rPr>
-          <w:rFonts w:ascii="Times New Roman" w:hAnsi="Times New Roman" w:cs="Times New Roman"/>
-          <w:sz w:val="26"/>
-          <w:szCs w:val="26"/>
-        </w:rPr>
-        <w:t xml:space="preserve"> «Культурно-досуговое объединение»</w:t>
-      </w:r>
-    </w:p>
-    <w:p>
-      <w:pPr>
-        <w:pStyle w:val="a3"/>
-        <w:rPr>
-          <w:rFonts w:ascii="Times New Roman" w:hAnsi="Times New Roman" w:cs="Times New Roman"/>
-          <w:sz w:val="26"/>
-          <w:szCs w:val="26"/>
-        </w:rPr>
-      </w:pPr>
-      <w:r>
-        <w:rPr>
-          <w:rFonts w:ascii="Times New Roman" w:hAnsi="Times New Roman" w:cs="Times New Roman"/>
-          <w:sz w:val="26"/>
-          <w:szCs w:val="26"/>
-        </w:rPr>
-        <w:t xml:space="preserve">________________________________                  </w:t>
-      </w:r>
-      <w:proofErr w:type="spellStart"/>
-      <w:r>
-        <w:rPr>
-          <w:rFonts w:ascii="Times New Roman" w:hAnsi="Times New Roman" w:cs="Times New Roman"/>
-          <w:sz w:val="26"/>
-          <w:szCs w:val="26"/>
-        </w:rPr>
-        <w:t>Княгининский</w:t>
-      </w:r>
-      <w:proofErr w:type="spellEnd"/>
-      <w:r>
-        <w:rPr>
-          <w:rFonts w:ascii="Times New Roman" w:hAnsi="Times New Roman" w:cs="Times New Roman"/>
-          <w:sz w:val="26"/>
-          <w:szCs w:val="26"/>
-        </w:rPr>
-        <w:t xml:space="preserve"> краеведческий          </w:t>
-      </w:r>
-    </w:p>
-    <w:p>
-      <w:pPr>
-        <w:pStyle w:val="a3"/>
-        <w:rPr>
-          <w:rFonts w:ascii="Times New Roman" w:hAnsi="Times New Roman" w:cs="Times New Roman"/>
-          <w:sz w:val="26"/>
-          <w:szCs w:val="26"/>
-        </w:rPr>
-      </w:pPr>
-      <w:r>
-        <w:rPr>
-          <w:rFonts w:ascii="Times New Roman" w:hAnsi="Times New Roman" w:cs="Times New Roman"/>
-          <w:sz w:val="26"/>
-          <w:szCs w:val="26"/>
-        </w:rPr>
-        <w:t xml:space="preserve">________________________________                    </w:t>
-      </w:r>
-      <w:r>
-        <w:rPr>
-          <w:rFonts w:ascii="Times New Roman" w:hAnsi="Times New Roman" w:cs="Times New Roman"/>
-          <w:sz w:val="26"/>
-          <w:szCs w:val="26"/>
-        </w:rPr>
-        <w:t xml:space="preserve">музей, заместитель директора </w:t>
-      </w:r>
-    </w:p>
-    <w:p>
-      <w:pPr>
-        <w:pStyle w:val="a3"/>
-        <w:rPr>
-          <w:rFonts w:ascii="Times New Roman" w:hAnsi="Times New Roman" w:cs="Times New Roman"/>
-          <w:sz w:val="28"/>
-          <w:szCs w:val="28"/>
-        </w:rPr>
-      </w:pPr>
-      <w:r>
-        <w:rPr>
-          <w:rFonts w:ascii="Times New Roman" w:hAnsi="Times New Roman" w:cs="Times New Roman"/>
-          <w:sz w:val="26"/>
-          <w:szCs w:val="26"/>
-        </w:rPr>
-        <w:t xml:space="preserve">                                                                         </w:t>
-      </w:r>
-      <w:r>
-        <w:rPr>
-          <w:rFonts w:ascii="Times New Roman" w:hAnsi="Times New Roman" w:cs="Times New Roman"/>
-          <w:sz w:val="26"/>
-          <w:szCs w:val="26"/>
-        </w:rPr>
-        <w:t xml:space="preserve">         </w:t>
-      </w:r>
-      <w:r>
-        <w:rPr>
-          <w:rFonts w:ascii="Times New Roman" w:hAnsi="Times New Roman" w:cs="Times New Roman"/>
-          <w:sz w:val="26"/>
-          <w:szCs w:val="26"/>
-        </w:rPr>
-        <w:t xml:space="preserve">  по музею ________________</w:t>
       </w:r>
     </w:p>
     <w:p>
@@ -1325,77 +1028,406 @@
           <w:szCs w:val="24"/>
         </w:rPr>
       </w:pPr>
-      <w:r>
-        <w:rPr>
-          <w:rFonts w:ascii="Times New Roman" w:hAnsi="Times New Roman" w:cs="Times New Roman"/>
-          <w:sz w:val="24"/>
-          <w:szCs w:val="24"/>
-        </w:rPr>
-        <w:t xml:space="preserve">      </w:t>
-      </w:r>
-      <w:r>
-        <w:rPr>
-          <w:rFonts w:ascii="Times New Roman" w:hAnsi="Times New Roman" w:cs="Times New Roman"/>
-          <w:sz w:val="24"/>
-          <w:szCs w:val="24"/>
-        </w:rPr>
-        <w:t xml:space="preserve">   </w:t>
-      </w:r>
-      <w:r>
-        <w:rPr>
-          <w:rFonts w:ascii="Times New Roman" w:hAnsi="Times New Roman" w:cs="Times New Roman"/>
-          <w:sz w:val="24"/>
-          <w:szCs w:val="24"/>
-        </w:rPr>
-        <w:t>(</w:t>
-      </w:r>
-      <w:r>
-        <w:rPr>
-          <w:rFonts w:ascii="Times New Roman" w:hAnsi="Times New Roman" w:cs="Times New Roman"/>
-          <w:sz w:val="24"/>
-          <w:szCs w:val="24"/>
-        </w:rPr>
-        <w:t xml:space="preserve">адрес, </w:t>
-      </w:r>
-      <w:r>
-        <w:rPr>
-          <w:rFonts w:ascii="Times New Roman" w:hAnsi="Times New Roman" w:cs="Times New Roman"/>
-          <w:sz w:val="24"/>
-          <w:szCs w:val="24"/>
-        </w:rPr>
-        <w:t xml:space="preserve">подпись, расшифровка)                       </w:t>
-      </w:r>
-      <w:r>
-        <w:rPr>
-          <w:rFonts w:ascii="Times New Roman" w:hAnsi="Times New Roman" w:cs="Times New Roman"/>
-          <w:sz w:val="24"/>
-          <w:szCs w:val="24"/>
-        </w:rPr>
-        <w:t xml:space="preserve">                   </w:t>
-      </w:r>
-      <w:r>
-        <w:rPr>
-          <w:rFonts w:ascii="Times New Roman" w:hAnsi="Times New Roman" w:cs="Times New Roman"/>
-          <w:sz w:val="24"/>
-          <w:szCs w:val="24"/>
-        </w:rPr>
-        <w:t xml:space="preserve">   </w:t>
-      </w:r>
-      <w:r>
-        <w:rPr>
-          <w:sz w:val="24"/>
-          <w:szCs w:val="24"/>
-        </w:rPr>
-        <w:t xml:space="preserve"> </w:t>
-      </w:r>
-      <w:r>
-        <w:rPr>
-          <w:rFonts w:ascii="Times New Roman" w:hAnsi="Times New Roman" w:cs="Times New Roman"/>
-          <w:sz w:val="24"/>
-          <w:szCs w:val="24"/>
-        </w:rPr>
-        <w:t>(подпись, расшифровка)</w:t>
-      </w:r>
+    </w:p>
+    <w:tbl>
+      <w:tblPr>
+        <w:tblStyle w:val="a4"/>
+        <w:tblW w:w="0" w:type="auto"/>
+        <w:tblBorders>
+          <w:top w:val="none" w:sz="0" w:space="0" w:color="auto"/>
+          <w:left w:val="none" w:sz="0" w:space="0" w:color="auto"/>
+          <w:bottom w:val="none" w:sz="0" w:space="0" w:color="auto"/>
+          <w:right w:val="none" w:sz="0" w:space="0" w:color="auto"/>
+          <w:insideH w:val="none" w:sz="0" w:space="0" w:color="auto"/>
+          <w:insideV w:val="none" w:sz="0" w:space="0" w:color="auto"/>
+        </w:tblBorders>
+        <w:tblLook w:val="04A0" w:firstRow="1" w:lastRow="0" w:firstColumn="1" w:lastColumn="0" w:noHBand="0" w:noVBand="1"/>
+      </w:tblPr>
+      <w:tblGrid>
+        <w:gridCol w:w="4644"/>
+        <w:gridCol w:w="4927"/>
+      </w:tblGrid>
+      <w:tr>
+        <w:tc>
+          <w:tcPr>
+            <w:tcW w:w="4644" w:type="dxa"/>
+          </w:tcPr>
+          <w:p>
+            <w:pPr>
+              <w:pStyle w:val="a3"/>
+              <w:rPr>
+                <w:rFonts w:ascii="Times New Roman" w:hAnsi="Times New Roman" w:cs="Times New Roman"/>
+                <w:sz w:val="26"/>
+                <w:szCs w:val="26"/>
+              </w:rPr>
+            </w:pPr>
+            <w:r>
+              <w:rPr>
+                <w:rFonts w:ascii="Times New Roman" w:hAnsi="Times New Roman" w:cs="Times New Roman"/>
+                <w:sz w:val="28"/>
+                <w:szCs w:val="28"/>
+              </w:rPr>
+              <w:t>Жертвователь:</w:t>
+            </w:r>
+          </w:p>
+          <w:p>
+            <w:pPr>
+              <w:pStyle w:val="a3"/>
+              <w:rPr>
+                <w:rFonts w:ascii="Times New Roman" w:hAnsi="Times New Roman" w:cs="Times New Roman"/>
+                <w:sz w:val="26"/>
+                <w:szCs w:val="26"/>
+              </w:rPr>
+            </w:pPr>
+          </w:p>
+          <w:p>
+            <w:pPr>
+              <w:pStyle w:val="a3"/>
+              <w:rPr>
+                <w:rFonts w:ascii="Times New Roman" w:hAnsi="Times New Roman" w:cs="Times New Roman"/>
+                <w:sz w:val="26"/>
+                <w:szCs w:val="26"/>
+                <w:u w:val="single"/>
+              </w:rPr>
+            </w:pPr>
+            <w:r>
+              <w:rPr>
+                <w:rFonts w:ascii="Times New Roman" w:hAnsi="Times New Roman" w:cs="Times New Roman"/>
+                <w:sz w:val="26"/>
+                <w:szCs w:val="26"/>
+                <w:u w:val="single"/>
+              </w:rPr>
+              <w:t>${</w:t>
+            </w:r>
+            <w:proofErr w:type="spellStart"/>
+            <w:r>
+              <w:rPr>
+                <w:rFonts w:ascii="Times New Roman" w:hAnsi="Times New Roman" w:cs="Times New Roman"/>
+                <w:sz w:val="26"/>
+                <w:szCs w:val="26"/>
+                <w:u w:val="single"/>
+              </w:rPr>
+              <w:t>ownerWithAddress</w:t>
+            </w:r>
+            <w:proofErr w:type="spellEnd"/>
+            <w:r>
+              <w:rPr>
+                <w:rFonts w:ascii="Times New Roman" w:hAnsi="Times New Roman" w:cs="Times New Roman"/>
+                <w:sz w:val="26"/>
+                <w:szCs w:val="26"/>
+                <w:u w:val="single"/>
+              </w:rPr>
+              <w:t>}</w:t>
+            </w:r>
+            <w:r>
+              <w:rPr>
+                <w:rFonts w:ascii="Times New Roman" w:hAnsi="Times New Roman" w:cs="Times New Roman"/>
+                <w:sz w:val="26"/>
+                <w:szCs w:val="26"/>
+                <w:u w:val="single"/>
+              </w:rPr>
+              <w:t xml:space="preserve"> </w:t>
+            </w:r>
+          </w:p>
+          <w:p>
+            <w:pPr>
+              <w:pStyle w:val="a3"/>
+              <w:rPr>
+                <w:rFonts w:ascii="Times New Roman" w:hAnsi="Times New Roman" w:cs="Times New Roman"/>
+                <w:sz w:val="26"/>
+                <w:szCs w:val="26"/>
+              </w:rPr>
+            </w:pPr>
+            <w:r>
+              <w:rPr>
+                <w:rFonts w:ascii="Times New Roman" w:hAnsi="Times New Roman" w:cs="Times New Roman"/>
+                <w:sz w:val="26"/>
+                <w:szCs w:val="26"/>
+              </w:rPr>
+              <w:t>________________________________</w:t>
+            </w:r>
+          </w:p>
+          <w:p>
+            <w:pPr>
+              <w:pStyle w:val="a3"/>
+              <w:jc w:val="center"/>
+              <w:rPr>
+                <w:rFonts w:ascii="Times New Roman" w:hAnsi="Times New Roman" w:cs="Times New Roman"/>
+                <w:sz w:val="24"/>
+                <w:szCs w:val="24"/>
+              </w:rPr>
+            </w:pPr>
+            <w:r>
+              <w:rPr>
+                <w:rFonts w:ascii="Times New Roman" w:hAnsi="Times New Roman" w:cs="Times New Roman"/>
+                <w:sz w:val="24"/>
+                <w:szCs w:val="24"/>
+              </w:rPr>
+              <w:t>(</w:t>
+            </w:r>
+            <w:r>
+              <w:rPr>
+                <w:rFonts w:ascii="Times New Roman" w:hAnsi="Times New Roman" w:cs="Times New Roman"/>
+                <w:sz w:val="24"/>
+                <w:szCs w:val="24"/>
+              </w:rPr>
+              <w:t xml:space="preserve">адрес, </w:t>
+            </w:r>
+            <w:r>
+              <w:rPr>
+                <w:rFonts w:ascii="Times New Roman" w:hAnsi="Times New Roman" w:cs="Times New Roman"/>
+                <w:sz w:val="24"/>
+                <w:szCs w:val="24"/>
+              </w:rPr>
+              <w:t>подпись, расшифровка)</w:t>
+            </w:r>
+          </w:p>
+        </w:tc>
+        <w:tc>
+          <w:tcPr>
+            <w:tcW w:w="4927" w:type="dxa"/>
+          </w:tcPr>
+          <w:p>
+            <w:pPr>
+              <w:pStyle w:val="a3"/>
+              <w:jc w:val="center"/>
+              <w:rPr>
+                <w:rFonts w:ascii="Times New Roman" w:hAnsi="Times New Roman" w:cs="Times New Roman"/>
+                <w:sz w:val="28"/>
+                <w:szCs w:val="28"/>
+              </w:rPr>
+            </w:pPr>
+            <w:r>
+              <w:rPr>
+                <w:rFonts w:ascii="Times New Roman" w:hAnsi="Times New Roman" w:cs="Times New Roman"/>
+                <w:sz w:val="28"/>
+                <w:szCs w:val="28"/>
+              </w:rPr>
+              <w:t>Музей:</w:t>
+            </w:r>
+          </w:p>
+          <w:p>
+            <w:pPr>
+              <w:pStyle w:val="a3"/>
+              <w:jc w:val="center"/>
+              <w:rPr>
+                <w:rFonts w:ascii="Times New Roman" w:hAnsi="Times New Roman" w:cs="Times New Roman"/>
+                <w:sz w:val="26"/>
+                <w:szCs w:val="26"/>
+              </w:rPr>
+            </w:pPr>
+            <w:r>
+              <w:rPr>
+                <w:rFonts w:ascii="Times New Roman" w:hAnsi="Times New Roman" w:cs="Times New Roman"/>
+                <w:sz w:val="26"/>
+                <w:szCs w:val="26"/>
+              </w:rPr>
+              <w:t xml:space="preserve">606340, Нижегородская обл.,                </w:t>
+            </w:r>
+            <w:proofErr w:type="spellStart"/>
+            <w:r>
+              <w:rPr>
+                <w:rFonts w:ascii="Times New Roman" w:hAnsi="Times New Roman" w:cs="Times New Roman"/>
+                <w:sz w:val="26"/>
+                <w:szCs w:val="26"/>
+              </w:rPr>
+              <w:t>Княгининский</w:t>
+            </w:r>
+            <w:proofErr w:type="spellEnd"/>
+            <w:r>
+              <w:rPr>
+                <w:rFonts w:ascii="Times New Roman" w:hAnsi="Times New Roman" w:cs="Times New Roman"/>
+                <w:sz w:val="26"/>
+                <w:szCs w:val="26"/>
+              </w:rPr>
+              <w:t xml:space="preserve"> </w:t>
+            </w:r>
+            <w:proofErr w:type="spellStart"/>
+            <w:r>
+              <w:rPr>
+                <w:rFonts w:ascii="Times New Roman" w:hAnsi="Times New Roman" w:cs="Times New Roman"/>
+                <w:sz w:val="26"/>
+                <w:szCs w:val="26"/>
+              </w:rPr>
+              <w:t>м.о</w:t>
+            </w:r>
+            <w:proofErr w:type="spellEnd"/>
+            <w:r>
+              <w:rPr>
+                <w:rFonts w:ascii="Times New Roman" w:hAnsi="Times New Roman" w:cs="Times New Roman"/>
+                <w:sz w:val="26"/>
+                <w:szCs w:val="26"/>
+              </w:rPr>
+              <w:t xml:space="preserve">., </w:t>
+            </w:r>
+            <w:proofErr w:type="spellStart"/>
+            <w:r>
+              <w:rPr>
+                <w:rFonts w:ascii="Times New Roman" w:hAnsi="Times New Roman" w:cs="Times New Roman"/>
+                <w:sz w:val="26"/>
+                <w:szCs w:val="26"/>
+              </w:rPr>
+              <w:t>г.Княгинино</w:t>
+            </w:r>
+            <w:proofErr w:type="spellEnd"/>
+            <w:r>
+              <w:rPr>
+                <w:rFonts w:ascii="Times New Roman" w:hAnsi="Times New Roman" w:cs="Times New Roman"/>
+                <w:sz w:val="26"/>
+                <w:szCs w:val="26"/>
+              </w:rPr>
+              <w:t xml:space="preserve">,                      </w:t>
+            </w:r>
+            <w:proofErr w:type="spellStart"/>
+            <w:proofErr w:type="gramStart"/>
+            <w:r>
+              <w:rPr>
+                <w:rFonts w:ascii="Times New Roman" w:hAnsi="Times New Roman" w:cs="Times New Roman"/>
+                <w:sz w:val="26"/>
+                <w:szCs w:val="26"/>
+              </w:rPr>
+              <w:t>пер.Советский</w:t>
+            </w:r>
+            <w:proofErr w:type="spellEnd"/>
+            <w:proofErr w:type="gramEnd"/>
+            <w:r>
+              <w:rPr>
+                <w:rFonts w:ascii="Times New Roman" w:hAnsi="Times New Roman" w:cs="Times New Roman"/>
+                <w:sz w:val="26"/>
+                <w:szCs w:val="26"/>
+              </w:rPr>
+              <w:t>, д.2, МБУК</w:t>
+            </w:r>
+          </w:p>
+          <w:p>
+            <w:pPr>
+              <w:pStyle w:val="a3"/>
+              <w:jc w:val="center"/>
+              <w:rPr>
+                <w:rFonts w:ascii="Times New Roman" w:hAnsi="Times New Roman" w:cs="Times New Roman"/>
+                <w:sz w:val="26"/>
+                <w:szCs w:val="26"/>
+              </w:rPr>
+            </w:pPr>
+            <w:r>
+              <w:rPr>
+                <w:rFonts w:ascii="Times New Roman" w:hAnsi="Times New Roman" w:cs="Times New Roman"/>
+                <w:sz w:val="26"/>
+                <w:szCs w:val="26"/>
+              </w:rPr>
+              <w:t>«Культурно-досуговое объединение»</w:t>
+            </w:r>
+          </w:p>
+          <w:p>
+            <w:pPr>
+              <w:pStyle w:val="a3"/>
+              <w:jc w:val="center"/>
+              <w:rPr>
+                <w:rFonts w:ascii="Times New Roman" w:hAnsi="Times New Roman" w:cs="Times New Roman"/>
+                <w:sz w:val="26"/>
+                <w:szCs w:val="26"/>
+              </w:rPr>
+            </w:pPr>
+            <w:proofErr w:type="spellStart"/>
+            <w:r>
+              <w:rPr>
+                <w:rFonts w:ascii="Times New Roman" w:hAnsi="Times New Roman" w:cs="Times New Roman"/>
+                <w:sz w:val="26"/>
+                <w:szCs w:val="26"/>
+              </w:rPr>
+              <w:t>Княгининский</w:t>
+            </w:r>
+            <w:proofErr w:type="spellEnd"/>
+            <w:r>
+              <w:rPr>
+                <w:rFonts w:ascii="Times New Roman" w:hAnsi="Times New Roman" w:cs="Times New Roman"/>
+                <w:sz w:val="26"/>
+                <w:szCs w:val="26"/>
+              </w:rPr>
+              <w:t xml:space="preserve"> краеведческий</w:t>
+            </w:r>
+          </w:p>
+          <w:p>
+            <w:pPr>
+              <w:pStyle w:val="a3"/>
+              <w:jc w:val="center"/>
+              <w:rPr>
+                <w:rFonts w:ascii="Times New Roman" w:hAnsi="Times New Roman" w:cs="Times New Roman"/>
+                <w:sz w:val="26"/>
+                <w:szCs w:val="26"/>
+              </w:rPr>
+            </w:pPr>
+            <w:r>
+              <w:rPr>
+                <w:rFonts w:ascii="Times New Roman" w:hAnsi="Times New Roman" w:cs="Times New Roman"/>
+                <w:sz w:val="26"/>
+                <w:szCs w:val="26"/>
+              </w:rPr>
+              <w:t>музей, заместитель директора</w:t>
+            </w:r>
+          </w:p>
+          <w:p>
+            <w:pPr>
+              <w:pStyle w:val="a3"/>
+              <w:jc w:val="center"/>
+              <w:rPr>
+                <w:rFonts w:ascii="Times New Roman" w:hAnsi="Times New Roman" w:cs="Times New Roman"/>
+                <w:sz w:val="26"/>
+                <w:szCs w:val="26"/>
+              </w:rPr>
+            </w:pPr>
+            <w:r>
+              <w:rPr>
+                <w:rFonts w:ascii="Times New Roman" w:hAnsi="Times New Roman" w:cs="Times New Roman"/>
+                <w:sz w:val="26"/>
+                <w:szCs w:val="26"/>
+              </w:rPr>
+              <w:t>по музею ________________</w:t>
+            </w:r>
+          </w:p>
+          <w:p>
+            <w:pPr>
+              <w:pStyle w:val="a3"/>
+              <w:jc w:val="center"/>
+              <w:rPr>
+                <w:rFonts w:ascii="Times New Roman" w:hAnsi="Times New Roman" w:cs="Times New Roman"/>
+                <w:sz w:val="24"/>
+                <w:szCs w:val="24"/>
+              </w:rPr>
+            </w:pPr>
+            <w:r>
+              <w:rPr>
+                <w:rFonts w:ascii="Times New Roman" w:hAnsi="Times New Roman" w:cs="Times New Roman"/>
+                <w:sz w:val="24"/>
+                <w:szCs w:val="24"/>
+              </w:rPr>
+              <w:t>(подпись, расшифровка)</w:t>
+            </w:r>
+          </w:p>
+          <w:p>
+            <w:pPr>
+              <w:pStyle w:val="a3"/>
+              <w:rPr>
+                <w:rFonts w:ascii="Times New Roman" w:hAnsi="Times New Roman" w:cs="Times New Roman"/>
+                <w:sz w:val="24"/>
+                <w:szCs w:val="24"/>
+              </w:rPr>
+            </w:pPr>
+          </w:p>
+        </w:tc>
+      </w:tr>
+    </w:tbl>
+    <w:p>
+      <w:pPr>
+        <w:pStyle w:val="a3"/>
+        <w:jc w:val="both"/>
+        <w:rPr>
+          <w:rFonts w:ascii="Times New Roman" w:hAnsi="Times New Roman" w:cs="Times New Roman"/>
+          <w:sz w:val="28"/>
+          <w:szCs w:val="28"/>
+          <w:u w:val="single"/>
+        </w:rPr>
+      </w:pPr>
     </w:p>
     <w:sectPr>
       <w:pgSz w:w="11906" w:h="16838"/>
@@ -1934,6 +1966,25 @@
       <w:spacing w:after="0" w:line="240" w:lineRule="auto"/>
     </w:pPr>
   </w:style>
+  <w:style w:type="table" w:styleId="a4">
+    <w:name w:val="Table Grid"/>
+    <w:basedOn w:val="a1"/>
+    <w:uiPriority w:val="59"/>
+    <w:rsid w:val="007017B1"/>
+    <w:pPr>
+      <w:spacing w:after="0" w:line="240" w:lineRule="auto"/>
+    </w:pPr>
+    <w:tblPr>
+      <w:tblBorders>
+        <w:top w:val="single" w:sz="4" w:space="0" w:color="auto"/>
+        <w:left w:val="single" w:sz="4" w:space="0" w:color="auto"/>
+        <w:bottom w:val="single" w:sz="4" w:space="0" w:color="auto"/>
+        <w:right w:val="single" w:sz="4" w:space="0" w:color="auto"/>
+        <w:insideH w:val="single" w:sz="4" w:space="0" w:color="auto"/>
+        <w:insideV w:val="single" w:sz="4" w:space="0" w:color="auto"/>
+      </w:tblBorders>
+    </w:tblPr>
+  </w:style>
 </w:styles>
 </file>
 
